--- a/public/assets/files/stacjonarne/JAP1.docx
+++ b/public/assets/files/stacjonarne/JAP1.docx
@@ -523,6 +523,7 @@
                 <w:i w:val="0"/>
                 <w:sz w:val="22"/>
               </w:rPr>
+              <w:t>I</w:t>
             </w:r>
           </w:p>
         </w:tc>
@@ -560,6 +561,7 @@
                 <w:i w:val="0"/>
                 <w:sz w:val="22"/>
               </w:rPr>
+              <w:t>lektorat</w:t>
             </w:r>
           </w:p>
         </w:tc>

--- a/public/assets/files/stacjonarne/JAP1.docx
+++ b/public/assets/files/stacjonarne/JAP1.docx
@@ -680,12 +680,22 @@
         <w:tblW w:w="5000" w:type="pct"/>
       </w:tblPr>
       <w:tblGrid>
-        <w:gridCol w:w="9972"/>
+        <w:gridCol w:w="997"/>
+        <w:gridCol w:w="997"/>
+        <w:gridCol w:w="997"/>
+        <w:gridCol w:w="997"/>
+        <w:gridCol w:w="997"/>
+        <w:gridCol w:w="997"/>
+        <w:gridCol w:w="997"/>
+        <w:gridCol w:w="997"/>
+        <w:gridCol w:w="997"/>
+        <w:gridCol w:w="997"/>
       </w:tblGrid>
       <w:tr>
         <w:tc>
           <w:tcPr>
-            <w:tcW w:type="dxa" w:w="9972"/>
+            <w:tcW w:type="dxa" w:w="9970"/>
+            <w:gridSpan w:val="10"/>
             <w:shd w:val="clear" w:color="auto" w:fill="D9D9D9"/>
           </w:tcPr>
           <w:p>
@@ -704,31 +714,34 @@
           </w:p>
         </w:tc>
       </w:tr>
-    </w:tbl>
-    <w:tbl>
-      <w:tblPr>
-        <w:tblW w:type="auto" w:w="0"/>
-        <w:tblLook w:firstColumn="1" w:firstRow="1" w:lastColumn="0" w:lastRow="0" w:noHBand="0" w:noVBand="1" w:val="04A0"/>
-        <w:tblBorders>
-          <w:top w:val="single" w:sz="4" w:space="0" w:color="000000"/>
-          <w:left w:val="single" w:sz="4" w:space="0" w:color="000000"/>
-          <w:bottom w:val="single" w:sz="4" w:space="0" w:color="000000"/>
-          <w:right w:val="single" w:sz="4" w:space="0" w:color="000000"/>
-          <w:insideH w:val="single" w:sz="4" w:space="0" w:color="000000"/>
-          <w:insideV w:val="single" w:sz="4" w:space="0" w:color="000000"/>
-        </w:tblBorders>
-        <w:tblW w:w="5000" w:type="pct"/>
-      </w:tblPr>
-      <w:tblGrid>
-        <w:gridCol w:w="2493"/>
-        <w:gridCol w:w="2493"/>
-        <w:gridCol w:w="2493"/>
-        <w:gridCol w:w="2493"/>
-      </w:tblGrid>
       <w:tr>
         <w:tc>
           <w:tcPr>
-            <w:tcW w:type="dxa" w:w="2493"/>
+            <w:tcW w:type="dxa" w:w="9970"/>
+            <w:gridSpan w:val="10"/>
+            <w:shd w:val="clear" w:color="auto" w:fill="D9D9D9"/>
+          </w:tcPr>
+          <w:p>
+            <w:pPr>
+              <w:spacing w:before="20" w:after="20"/>
+            </w:pPr>
+            <w:r>
+              <w:rPr>
+                <w:rFonts w:ascii="Aptos" w:hAnsi="Aptos"/>
+                <w:b w:val="0"/>
+                <w:i w:val="0"/>
+                <w:sz w:val="16"/>
+              </w:rPr>
+              <w:t>Wymiar godzinowy (liczba godzin w semestrze)</w:t>
+            </w:r>
+          </w:p>
+        </w:tc>
+      </w:tr>
+      <w:tr>
+        <w:tc>
+          <w:tcPr>
+            <w:tcW w:type="dxa" w:w="1994"/>
+            <w:gridSpan w:val="2"/>
             <w:shd w:val="clear" w:color="auto" w:fill="D9D9D9"/>
           </w:tcPr>
           <w:p>
@@ -748,7 +761,8 @@
         </w:tc>
         <w:tc>
           <w:tcPr>
-            <w:tcW w:type="dxa" w:w="2493"/>
+            <w:tcW w:type="dxa" w:w="2991"/>
+            <w:gridSpan w:val="3"/>
             <w:shd w:val="clear" w:color="auto" w:fill="D9D9D9"/>
           </w:tcPr>
           <w:p>
@@ -768,7 +782,8 @@
         </w:tc>
         <w:tc>
           <w:tcPr>
-            <w:tcW w:type="dxa" w:w="2493"/>
+            <w:tcW w:type="dxa" w:w="2991"/>
+            <w:gridSpan w:val="3"/>
             <w:shd w:val="clear" w:color="auto" w:fill="D9D9D9"/>
           </w:tcPr>
           <w:p>
@@ -788,7 +803,8 @@
         </w:tc>
         <w:tc>
           <w:tcPr>
-            <w:tcW w:type="dxa" w:w="2493"/>
+            <w:tcW w:type="dxa" w:w="1994"/>
+            <w:gridSpan w:val="2"/>
             <w:shd w:val="clear" w:color="auto" w:fill="D9D9D9"/>
           </w:tcPr>
           <w:p>
@@ -810,7 +826,8 @@
       <w:tr>
         <w:tc>
           <w:tcPr>
-            <w:tcW w:type="dxa" w:w="2493"/>
+            <w:tcW w:type="dxa" w:w="1994"/>
+            <w:gridSpan w:val="2"/>
           </w:tcPr>
           <w:p>
             <w:pPr>
@@ -829,7 +846,8 @@
         </w:tc>
         <w:tc>
           <w:tcPr>
-            <w:tcW w:type="dxa" w:w="2493"/>
+            <w:tcW w:type="dxa" w:w="2991"/>
+            <w:gridSpan w:val="3"/>
           </w:tcPr>
           <w:p>
             <w:pPr>
@@ -848,7 +866,8 @@
         </w:tc>
         <w:tc>
           <w:tcPr>
-            <w:tcW w:type="dxa" w:w="2493"/>
+            <w:tcW w:type="dxa" w:w="2991"/>
+            <w:gridSpan w:val="3"/>
           </w:tcPr>
           <w:p>
             <w:pPr>
@@ -867,7 +886,8 @@
         </w:tc>
         <w:tc>
           <w:tcPr>
-            <w:tcW w:type="dxa" w:w="2493"/>
+            <w:tcW w:type="dxa" w:w="1994"/>
+            <w:gridSpan w:val="2"/>
           </w:tcPr>
           <w:p>
             <w:pPr>
@@ -885,30 +905,34 @@
           </w:p>
         </w:tc>
       </w:tr>
-    </w:tbl>
-    <w:tbl>
-      <w:tblPr>
-        <w:tblW w:type="auto" w:w="0"/>
-        <w:tblLook w:firstColumn="1" w:firstRow="1" w:lastColumn="0" w:lastRow="0" w:noHBand="0" w:noVBand="1" w:val="04A0"/>
-        <w:tblBorders>
-          <w:top w:val="single" w:sz="4" w:space="0" w:color="000000"/>
-          <w:left w:val="single" w:sz="4" w:space="0" w:color="000000"/>
-          <w:bottom w:val="single" w:sz="4" w:space="0" w:color="000000"/>
-          <w:right w:val="single" w:sz="4" w:space="0" w:color="000000"/>
-          <w:insideH w:val="single" w:sz="4" w:space="0" w:color="000000"/>
-          <w:insideV w:val="single" w:sz="4" w:space="0" w:color="000000"/>
-        </w:tblBorders>
-        <w:tblW w:w="5000" w:type="pct"/>
-      </w:tblPr>
-      <w:tblGrid>
-        <w:gridCol w:w="3324"/>
-        <w:gridCol w:w="3324"/>
-        <w:gridCol w:w="3324"/>
-      </w:tblGrid>
       <w:tr>
         <w:tc>
           <w:tcPr>
-            <w:tcW w:type="dxa" w:w="3324"/>
+            <w:tcW w:type="dxa" w:w="9970"/>
+            <w:gridSpan w:val="10"/>
+            <w:shd w:val="clear" w:color="auto" w:fill="D9D9D9"/>
+          </w:tcPr>
+          <w:p>
+            <w:pPr>
+              <w:spacing w:before="20" w:after="20"/>
+            </w:pPr>
+            <w:r>
+              <w:rPr>
+                <w:rFonts w:ascii="Aptos" w:hAnsi="Aptos"/>
+                <w:b/>
+                <w:i w:val="0"/>
+                <w:sz w:val="22"/>
+              </w:rPr>
+              <w:t>Bilans ECTS</w:t>
+            </w:r>
+          </w:p>
+        </w:tc>
+      </w:tr>
+      <w:tr>
+        <w:tc>
+          <w:tcPr>
+            <w:tcW w:type="dxa" w:w="4985"/>
+            <w:gridSpan w:val="5"/>
             <w:shd w:val="clear" w:color="auto" w:fill="D9D9D9"/>
           </w:tcPr>
           <w:p>
@@ -928,7 +952,8 @@
         </w:tc>
         <w:tc>
           <w:tcPr>
-            <w:tcW w:type="dxa" w:w="3324"/>
+            <w:tcW w:type="dxa" w:w="2991"/>
+            <w:gridSpan w:val="3"/>
             <w:shd w:val="clear" w:color="auto" w:fill="D9D9D9"/>
           </w:tcPr>
           <w:p>
@@ -948,7 +973,8 @@
         </w:tc>
         <w:tc>
           <w:tcPr>
-            <w:tcW w:type="dxa" w:w="3324"/>
+            <w:tcW w:type="dxa" w:w="1994"/>
+            <w:gridSpan w:val="2"/>
             <w:shd w:val="clear" w:color="auto" w:fill="D9D9D9"/>
           </w:tcPr>
           <w:p>
@@ -970,7 +996,8 @@
       <w:tr>
         <w:tc>
           <w:tcPr>
-            <w:tcW w:type="dxa" w:w="3324"/>
+            <w:tcW w:type="dxa" w:w="4985"/>
+            <w:gridSpan w:val="5"/>
           </w:tcPr>
           <w:p>
             <w:pPr>
@@ -989,7 +1016,8 @@
         </w:tc>
         <w:tc>
           <w:tcPr>
-            <w:tcW w:type="dxa" w:w="3324"/>
+            <w:tcW w:type="dxa" w:w="2991"/>
+            <w:gridSpan w:val="3"/>
           </w:tcPr>
           <w:p>
             <w:pPr>
@@ -1008,7 +1036,8 @@
         </w:tc>
         <w:tc>
           <w:tcPr>
-            <w:tcW w:type="dxa" w:w="3324"/>
+            <w:tcW w:type="dxa" w:w="1994"/>
+            <w:gridSpan w:val="2"/>
           </w:tcPr>
           <w:p>
             <w:pPr>
@@ -1029,7 +1058,8 @@
       <w:tr>
         <w:tc>
           <w:tcPr>
-            <w:tcW w:type="dxa" w:w="3324"/>
+            <w:tcW w:type="dxa" w:w="4985"/>
+            <w:gridSpan w:val="5"/>
           </w:tcPr>
           <w:p>
             <w:pPr>
@@ -1048,7 +1078,8 @@
         </w:tc>
         <w:tc>
           <w:tcPr>
-            <w:tcW w:type="dxa" w:w="3324"/>
+            <w:tcW w:type="dxa" w:w="2991"/>
+            <w:gridSpan w:val="3"/>
           </w:tcPr>
           <w:p>
             <w:pPr>
@@ -1067,7 +1098,8 @@
         </w:tc>
         <w:tc>
           <w:tcPr>
-            <w:tcW w:type="dxa" w:w="3324"/>
+            <w:tcW w:type="dxa" w:w="1994"/>
+            <w:gridSpan w:val="2"/>
           </w:tcPr>
           <w:p>
             <w:pPr>
@@ -1088,7 +1120,29 @@
       <w:tr>
         <w:tc>
           <w:tcPr>
-            <w:tcW w:type="dxa" w:w="3324"/>
+            <w:tcW w:type="dxa" w:w="4985"/>
+            <w:gridSpan w:val="5"/>
+            <w:shd w:val="clear" w:color="auto" w:fill="D9D9D9"/>
+          </w:tcPr>
+          <w:p>
+            <w:pPr>
+              <w:spacing w:before="20" w:after="20"/>
+            </w:pPr>
+            <w:r>
+              <w:rPr>
+                <w:rFonts w:ascii="Aptos" w:hAnsi="Aptos"/>
+                <w:b/>
+                <w:i w:val="0"/>
+                <w:sz w:val="16"/>
+              </w:rPr>
+              <w:t>Opis samodzielnej pracy studenta</w:t>
+            </w:r>
+          </w:p>
+        </w:tc>
+        <w:tc>
+          <w:tcPr>
+            <w:tcW w:type="dxa" w:w="4985"/>
+            <w:gridSpan w:val="5"/>
           </w:tcPr>
           <w:p>
             <w:pPr>
@@ -1101,45 +1155,7 @@
                 <w:i w:val="0"/>
                 <w:sz w:val="22"/>
               </w:rPr>
-              <w:t>Suma</w:t>
-            </w:r>
-          </w:p>
-        </w:tc>
-        <w:tc>
-          <w:tcPr>
-            <w:tcW w:type="dxa" w:w="3324"/>
-          </w:tcPr>
-          <w:p>
-            <w:pPr>
-              <w:spacing w:before="20" w:after="20"/>
-            </w:pPr>
-            <w:r>
-              <w:rPr>
-                <w:rFonts w:ascii="Aptos" w:hAnsi="Aptos"/>
-                <w:b w:val="0"/>
-                <w:i w:val="0"/>
-                <w:sz w:val="22"/>
-              </w:rPr>
-              <w:t>75</w:t>
-            </w:r>
-          </w:p>
-        </w:tc>
-        <w:tc>
-          <w:tcPr>
-            <w:tcW w:type="dxa" w:w="3324"/>
-          </w:tcPr>
-          <w:p>
-            <w:pPr>
-              <w:spacing w:before="20" w:after="20"/>
-            </w:pPr>
-            <w:r>
-              <w:rPr>
-                <w:rFonts w:ascii="Aptos" w:hAnsi="Aptos"/>
-                <w:b w:val="0"/>
-                <w:i w:val="0"/>
-                <w:sz w:val="22"/>
-              </w:rPr>
-              <w:t>3</w:t>
+              <w:t>Nauka pisma japońskiego (hiragana, katakana, kanji); ćwiczenia gramatyczne i słownikowe; przygotowanie do kolokwiów i testów; ćwiczenie konwersacji.</w:t>
             </w:r>
           </w:p>
         </w:tc>
@@ -1260,7 +1276,7 @@
                 <w:b/>
                 <w:sz w:val="22"/>
               </w:rPr>
-              <w:t>Cwiczenia:</w:t>
+              <w:t>Ćwiczenia / Laboratorium:</w:t>
             </w:r>
           </w:p>
           <w:p>
@@ -1273,7 +1289,72 @@
                 <w:b w:val="0"/>
                 <w:sz w:val="22"/>
               </w:rPr>
-              <w:t>• analiza tekstów z dyskusją, metoda projektów (projekt praktyczny), praca w grupach, dyskusja, rozwiązywanie zadań, burza mózgów, mind map, praca grupowa nad projektem z wykorzystaniem nowoczesnych technik informatycznych, warsztaty</w:t>
+              <w:t>• analiza tekstów z dyskusją</w:t>
+            </w:r>
+          </w:p>
+          <w:p>
+            <w:pPr>
+              <w:spacing w:before="20" w:after="20"/>
+            </w:pPr>
+            <w:r>
+              <w:rPr>
+                <w:rFonts w:ascii="Aptos" w:hAnsi="Aptos"/>
+                <w:b w:val="0"/>
+                <w:sz w:val="22"/>
+              </w:rPr>
+              <w:t>• rozwiązywanie zadań</w:t>
+            </w:r>
+          </w:p>
+          <w:p>
+            <w:pPr>
+              <w:spacing w:before="20" w:after="20"/>
+            </w:pPr>
+            <w:r>
+              <w:rPr>
+                <w:rFonts w:ascii="Aptos" w:hAnsi="Aptos"/>
+                <w:b w:val="0"/>
+                <w:sz w:val="22"/>
+              </w:rPr>
+              <w:t>• burza mózgów</w:t>
+            </w:r>
+          </w:p>
+          <w:p>
+            <w:pPr>
+              <w:spacing w:before="20" w:after="20"/>
+            </w:pPr>
+            <w:r>
+              <w:rPr>
+                <w:rFonts w:ascii="Aptos" w:hAnsi="Aptos"/>
+                <w:b w:val="0"/>
+                <w:sz w:val="22"/>
+              </w:rPr>
+              <w:t>• mind map</w:t>
+            </w:r>
+          </w:p>
+          <w:p>
+            <w:pPr>
+              <w:spacing w:before="20" w:after="20"/>
+            </w:pPr>
+            <w:r>
+              <w:rPr>
+                <w:rFonts w:ascii="Aptos" w:hAnsi="Aptos"/>
+                <w:b w:val="0"/>
+                <w:sz w:val="22"/>
+              </w:rPr>
+              <w:t>• praca grupowa nad projektem z wykorzystaniem nowoczesnych technik informatycznych</w:t>
+            </w:r>
+          </w:p>
+          <w:p>
+            <w:pPr>
+              <w:spacing w:before="20" w:after="20"/>
+            </w:pPr>
+            <w:r>
+              <w:rPr>
+                <w:rFonts w:ascii="Aptos" w:hAnsi="Aptos"/>
+                <w:b w:val="0"/>
+                <w:sz w:val="22"/>
+              </w:rPr>
+              <w:t>• warsztaty</w:t>
             </w:r>
           </w:p>
         </w:tc>
@@ -1453,7 +1534,7 @@
                 <w:rFonts w:ascii="Aptos" w:hAnsi="Aptos"/>
                 <w:sz w:val="22"/>
               </w:rPr>
-              <w:t>☐ Zaliczenie z oceną</w:t>
+              <w:t>☑ Zaliczenie z oceną</w:t>
             </w:r>
           </w:p>
           <w:p>
@@ -1524,69 +1605,10 @@
             <w:r>
               <w:rPr>
                 <w:rFonts w:ascii="Aptos" w:hAnsi="Aptos"/>
+                <w:b w:val="0"/>
+                <w:i w:val="0"/>
                 <w:sz w:val="22"/>
               </w:rPr>
-              <w:t>1. Obecność na zajęciach – max. 2 nieusprawiedliwione nieobecności w semestrze.</w:t>
-            </w:r>
-          </w:p>
-          <w:p>
-            <w:pPr>
-              <w:spacing w:before="20" w:after="20"/>
-            </w:pPr>
-            <w:r>
-              <w:rPr>
-                <w:rFonts w:ascii="Aptos" w:hAnsi="Aptos"/>
-                <w:sz w:val="22"/>
-              </w:rPr>
-              <w:t>2. Prace pisemne – min. jedna praca na semestr.</w:t>
-            </w:r>
-          </w:p>
-          <w:p>
-            <w:pPr>
-              <w:spacing w:before="20" w:after="20"/>
-            </w:pPr>
-            <w:r>
-              <w:rPr>
-                <w:rFonts w:ascii="Aptos" w:hAnsi="Aptos"/>
-                <w:sz w:val="22"/>
-              </w:rPr>
-              <w:t>3. Kolokwia/testy/kartkówki na podstawie opracowanego materiału – min. 2 na semestr.</w:t>
-            </w:r>
-          </w:p>
-          <w:p>
-            <w:pPr>
-              <w:spacing w:before="20" w:after="20"/>
-            </w:pPr>
-            <w:r>
-              <w:rPr>
-                <w:rFonts w:ascii="Aptos" w:hAnsi="Aptos"/>
-                <w:sz w:val="22"/>
-              </w:rPr>
-              <w:t>4. Wypowiedź ustna (o rodzaju decyduje lektor).</w:t>
-            </w:r>
-          </w:p>
-          <w:p>
-            <w:pPr>
-              <w:spacing w:before="20" w:after="20"/>
-            </w:pPr>
-            <w:r>
-              <w:rPr>
-                <w:rFonts w:ascii="Aptos" w:hAnsi="Aptos"/>
-                <w:sz w:val="22"/>
-              </w:rPr>
-              <w:t>5. Przygotowywanie prac domowych oraz aktywne uczestnictwo w zajęciach.</w:t>
-            </w:r>
-          </w:p>
-          <w:p>
-            <w:pPr>
-              <w:spacing w:before="20" w:after="20"/>
-            </w:pPr>
-            <w:r>
-              <w:rPr>
-                <w:rFonts w:ascii="Aptos" w:hAnsi="Aptos"/>
-                <w:sz w:val="22"/>
-              </w:rPr>
-              <w:t>6. Kryteria zaliczenia: uzyskanie przynajmniej 51% możliwych punktów za prace pisemne/testy oraz pozytywna (min. 3.0) ocena łączna za pozostałe formy.</w:t>
             </w:r>
           </w:p>
         </w:tc>
@@ -1603,7 +1625,7 @@
                 <w:rFonts w:ascii="Aptos" w:hAnsi="Aptos"/>
                 <w:sz w:val="22"/>
               </w:rPr>
-              <w:t>1. Obecność na zajęciach – max. 2 nieusprawiedliwione nieobecności w semestrze.</w:t>
+              <w:t>1. kolokwium</w:t>
             </w:r>
           </w:p>
           <w:p>
@@ -1615,7 +1637,7 @@
                 <w:rFonts w:ascii="Aptos" w:hAnsi="Aptos"/>
                 <w:sz w:val="22"/>
               </w:rPr>
-              <w:t>2. Prace pisemne – min. jedna praca na semestr.</w:t>
+              <w:t>2. egzamin ustny</w:t>
             </w:r>
           </w:p>
           <w:p>
@@ -1627,43 +1649,7 @@
                 <w:rFonts w:ascii="Aptos" w:hAnsi="Aptos"/>
                 <w:sz w:val="22"/>
               </w:rPr>
-              <w:t>3. Kolokwia/testy/kartkówki na podstawie opracowanego materiału – min. 2 na semestr.</w:t>
-            </w:r>
-          </w:p>
-          <w:p>
-            <w:pPr>
-              <w:spacing w:before="20" w:after="20"/>
-            </w:pPr>
-            <w:r>
-              <w:rPr>
-                <w:rFonts w:ascii="Aptos" w:hAnsi="Aptos"/>
-                <w:sz w:val="22"/>
-              </w:rPr>
-              <w:t>4. Wypowiedź ustna (o rodzaju decyduje lektor).</w:t>
-            </w:r>
-          </w:p>
-          <w:p>
-            <w:pPr>
-              <w:spacing w:before="20" w:after="20"/>
-            </w:pPr>
-            <w:r>
-              <w:rPr>
-                <w:rFonts w:ascii="Aptos" w:hAnsi="Aptos"/>
-                <w:sz w:val="22"/>
-              </w:rPr>
-              <w:t>5. Przygotowywanie prac domowych oraz aktywne uczestnictwo w zajęciach.</w:t>
-            </w:r>
-          </w:p>
-          <w:p>
-            <w:pPr>
-              <w:spacing w:before="20" w:after="20"/>
-            </w:pPr>
-            <w:r>
-              <w:rPr>
-                <w:rFonts w:ascii="Aptos" w:hAnsi="Aptos"/>
-                <w:sz w:val="22"/>
-              </w:rPr>
-              <w:t>6. Kryteria zaliczenia: uzyskanie przynajmniej 51% możliwych punktów za prace pisemne/testy oraz pozytywna (min. 3.0) ocena łączna za pozostałe formy.</w:t>
+              <w:t>3. ocena sporządzonego dokumentu</w:t>
             </w:r>
           </w:p>
         </w:tc>
@@ -1906,14 +1892,14 @@
         <w:tblW w:w="5000" w:type="pct"/>
       </w:tblPr>
       <w:tblGrid>
-        <w:gridCol w:w="3324"/>
-        <w:gridCol w:w="3324"/>
-        <w:gridCol w:w="3324"/>
+        <w:gridCol w:w="680"/>
+        <w:gridCol w:w="4536"/>
+        <w:gridCol w:w="4252"/>
       </w:tblGrid>
       <w:tr>
         <w:tc>
           <w:tcPr>
-            <w:tcW w:type="dxa" w:w="9972"/>
+            <w:tcW w:type="dxa" w:w="9468"/>
             <w:gridSpan w:val="3"/>
             <w:shd w:val="clear" w:color="auto" w:fill="D9D9D9"/>
           </w:tcPr>
@@ -1936,7 +1922,7 @@
       <w:tr>
         <w:tc>
           <w:tcPr>
-            <w:tcW w:type="dxa" w:w="3324"/>
+            <w:tcW w:type="dxa" w:w="680"/>
             <w:shd w:val="clear" w:color="auto" w:fill="D9D9D9"/>
           </w:tcPr>
           <w:p>
@@ -1956,7 +1942,7 @@
         </w:tc>
         <w:tc>
           <w:tcPr>
-            <w:tcW w:type="dxa" w:w="3324"/>
+            <w:tcW w:type="dxa" w:w="4536"/>
             <w:shd w:val="clear" w:color="auto" w:fill="D9D9D9"/>
           </w:tcPr>
           <w:p>
@@ -1976,7 +1962,7 @@
         </w:tc>
         <w:tc>
           <w:tcPr>
-            <w:tcW w:type="dxa" w:w="3324"/>
+            <w:tcW w:type="dxa" w:w="4252"/>
             <w:shd w:val="clear" w:color="auto" w:fill="D9D9D9"/>
           </w:tcPr>
           <w:p>
@@ -1998,7 +1984,7 @@
       <w:tr>
         <w:tc>
           <w:tcPr>
-            <w:tcW w:type="dxa" w:w="3324"/>
+            <w:tcW w:type="dxa" w:w="680"/>
           </w:tcPr>
           <w:p>
             <w:pPr>
@@ -2017,7 +2003,7 @@
         </w:tc>
         <w:tc>
           <w:tcPr>
-            <w:tcW w:type="dxa" w:w="3324"/>
+            <w:tcW w:type="dxa" w:w="4536"/>
           </w:tcPr>
           <w:p>
             <w:pPr>
@@ -2036,7 +2022,7 @@
         </w:tc>
         <w:tc>
           <w:tcPr>
-            <w:tcW w:type="dxa" w:w="3324"/>
+            <w:tcW w:type="dxa" w:w="4252"/>
           </w:tcPr>
           <w:p>
             <w:pPr>
@@ -2056,7 +2042,7 @@
       <w:tr>
         <w:tc>
           <w:tcPr>
-            <w:tcW w:type="dxa" w:w="3324"/>
+            <w:tcW w:type="dxa" w:w="680"/>
           </w:tcPr>
           <w:p>
             <w:pPr>
@@ -2075,7 +2061,7 @@
         </w:tc>
         <w:tc>
           <w:tcPr>
-            <w:tcW w:type="dxa" w:w="3324"/>
+            <w:tcW w:type="dxa" w:w="4536"/>
           </w:tcPr>
           <w:p>
             <w:pPr>
@@ -2094,7 +2080,7 @@
         </w:tc>
         <w:tc>
           <w:tcPr>
-            <w:tcW w:type="dxa" w:w="3324"/>
+            <w:tcW w:type="dxa" w:w="4252"/>
           </w:tcPr>
           <w:p>
             <w:pPr>
@@ -2114,7 +2100,7 @@
       <w:tr>
         <w:tc>
           <w:tcPr>
-            <w:tcW w:type="dxa" w:w="3324"/>
+            <w:tcW w:type="dxa" w:w="680"/>
           </w:tcPr>
           <w:p>
             <w:pPr>
@@ -2133,7 +2119,7 @@
         </w:tc>
         <w:tc>
           <w:tcPr>
-            <w:tcW w:type="dxa" w:w="3324"/>
+            <w:tcW w:type="dxa" w:w="4536"/>
           </w:tcPr>
           <w:p>
             <w:pPr>
@@ -2152,7 +2138,7 @@
         </w:tc>
         <w:tc>
           <w:tcPr>
-            <w:tcW w:type="dxa" w:w="3324"/>
+            <w:tcW w:type="dxa" w:w="4252"/>
           </w:tcPr>
           <w:p>
             <w:pPr>
@@ -2172,7 +2158,7 @@
       <w:tr>
         <w:tc>
           <w:tcPr>
-            <w:tcW w:type="dxa" w:w="3324"/>
+            <w:tcW w:type="dxa" w:w="680"/>
           </w:tcPr>
           <w:p>
             <w:pPr>
@@ -2191,7 +2177,7 @@
         </w:tc>
         <w:tc>
           <w:tcPr>
-            <w:tcW w:type="dxa" w:w="3324"/>
+            <w:tcW w:type="dxa" w:w="4536"/>
           </w:tcPr>
           <w:p>
             <w:pPr>
@@ -2210,7 +2196,7 @@
         </w:tc>
         <w:tc>
           <w:tcPr>
-            <w:tcW w:type="dxa" w:w="3324"/>
+            <w:tcW w:type="dxa" w:w="4252"/>
           </w:tcPr>
           <w:p>
             <w:pPr>
@@ -2230,7 +2216,7 @@
       <w:tr>
         <w:tc>
           <w:tcPr>
-            <w:tcW w:type="dxa" w:w="3324"/>
+            <w:tcW w:type="dxa" w:w="680"/>
           </w:tcPr>
           <w:p>
             <w:pPr>
@@ -2249,7 +2235,7 @@
         </w:tc>
         <w:tc>
           <w:tcPr>
-            <w:tcW w:type="dxa" w:w="3324"/>
+            <w:tcW w:type="dxa" w:w="4536"/>
           </w:tcPr>
           <w:p>
             <w:pPr>
@@ -2268,7 +2254,7 @@
         </w:tc>
         <w:tc>
           <w:tcPr>
-            <w:tcW w:type="dxa" w:w="3324"/>
+            <w:tcW w:type="dxa" w:w="4252"/>
           </w:tcPr>
           <w:p>
             <w:pPr>
@@ -2288,7 +2274,7 @@
       <w:tr>
         <w:tc>
           <w:tcPr>
-            <w:tcW w:type="dxa" w:w="3324"/>
+            <w:tcW w:type="dxa" w:w="680"/>
           </w:tcPr>
           <w:p>
             <w:pPr>
@@ -2307,7 +2293,7 @@
         </w:tc>
         <w:tc>
           <w:tcPr>
-            <w:tcW w:type="dxa" w:w="3324"/>
+            <w:tcW w:type="dxa" w:w="4536"/>
           </w:tcPr>
           <w:p>
             <w:pPr>
@@ -2326,7 +2312,7 @@
         </w:tc>
         <w:tc>
           <w:tcPr>
-            <w:tcW w:type="dxa" w:w="3324"/>
+            <w:tcW w:type="dxa" w:w="4252"/>
           </w:tcPr>
           <w:p>
             <w:pPr>
@@ -2346,7 +2332,7 @@
       <w:tr>
         <w:tc>
           <w:tcPr>
-            <w:tcW w:type="dxa" w:w="3324"/>
+            <w:tcW w:type="dxa" w:w="680"/>
           </w:tcPr>
           <w:p>
             <w:pPr>
@@ -2365,7 +2351,7 @@
         </w:tc>
         <w:tc>
           <w:tcPr>
-            <w:tcW w:type="dxa" w:w="3324"/>
+            <w:tcW w:type="dxa" w:w="4536"/>
           </w:tcPr>
           <w:p>
             <w:pPr>
@@ -2384,7 +2370,7 @@
         </w:tc>
         <w:tc>
           <w:tcPr>
-            <w:tcW w:type="dxa" w:w="3324"/>
+            <w:tcW w:type="dxa" w:w="4252"/>
           </w:tcPr>
           <w:p>
             <w:pPr>
@@ -2404,7 +2390,7 @@
       <w:tr>
         <w:tc>
           <w:tcPr>
-            <w:tcW w:type="dxa" w:w="3324"/>
+            <w:tcW w:type="dxa" w:w="680"/>
           </w:tcPr>
           <w:p>
             <w:pPr>
@@ -2423,7 +2409,7 @@
         </w:tc>
         <w:tc>
           <w:tcPr>
-            <w:tcW w:type="dxa" w:w="3324"/>
+            <w:tcW w:type="dxa" w:w="4536"/>
           </w:tcPr>
           <w:p>
             <w:pPr>
@@ -2442,7 +2428,7 @@
         </w:tc>
         <w:tc>
           <w:tcPr>
-            <w:tcW w:type="dxa" w:w="3324"/>
+            <w:tcW w:type="dxa" w:w="4252"/>
           </w:tcPr>
           <w:p>
             <w:pPr>
@@ -2462,7 +2448,7 @@
       <w:tr>
         <w:tc>
           <w:tcPr>
-            <w:tcW w:type="dxa" w:w="3324"/>
+            <w:tcW w:type="dxa" w:w="680"/>
           </w:tcPr>
           <w:p>
             <w:pPr>
@@ -2481,7 +2467,7 @@
         </w:tc>
         <w:tc>
           <w:tcPr>
-            <w:tcW w:type="dxa" w:w="3324"/>
+            <w:tcW w:type="dxa" w:w="4536"/>
           </w:tcPr>
           <w:p>
             <w:pPr>
@@ -2500,7 +2486,7 @@
         </w:tc>
         <w:tc>
           <w:tcPr>
-            <w:tcW w:type="dxa" w:w="3324"/>
+            <w:tcW w:type="dxa" w:w="4252"/>
           </w:tcPr>
           <w:p>
             <w:pPr>
@@ -2520,7 +2506,7 @@
       <w:tr>
         <w:tc>
           <w:tcPr>
-            <w:tcW w:type="dxa" w:w="3324"/>
+            <w:tcW w:type="dxa" w:w="680"/>
           </w:tcPr>
           <w:p>
             <w:pPr>
@@ -2539,7 +2525,7 @@
         </w:tc>
         <w:tc>
           <w:tcPr>
-            <w:tcW w:type="dxa" w:w="3324"/>
+            <w:tcW w:type="dxa" w:w="4536"/>
           </w:tcPr>
           <w:p>
             <w:pPr>
@@ -2558,7 +2544,7 @@
         </w:tc>
         <w:tc>
           <w:tcPr>
-            <w:tcW w:type="dxa" w:w="3324"/>
+            <w:tcW w:type="dxa" w:w="4252"/>
           </w:tcPr>
           <w:p>
             <w:pPr>
@@ -2578,7 +2564,7 @@
       <w:tr>
         <w:tc>
           <w:tcPr>
-            <w:tcW w:type="dxa" w:w="3324"/>
+            <w:tcW w:type="dxa" w:w="680"/>
           </w:tcPr>
           <w:p>
             <w:pPr>
@@ -2597,7 +2583,7 @@
         </w:tc>
         <w:tc>
           <w:tcPr>
-            <w:tcW w:type="dxa" w:w="3324"/>
+            <w:tcW w:type="dxa" w:w="4536"/>
           </w:tcPr>
           <w:p>
             <w:pPr>
@@ -2616,7 +2602,7 @@
         </w:tc>
         <w:tc>
           <w:tcPr>
-            <w:tcW w:type="dxa" w:w="3324"/>
+            <w:tcW w:type="dxa" w:w="4252"/>
           </w:tcPr>
           <w:p>
             <w:pPr>
@@ -2636,7 +2622,7 @@
       <w:tr>
         <w:tc>
           <w:tcPr>
-            <w:tcW w:type="dxa" w:w="3324"/>
+            <w:tcW w:type="dxa" w:w="680"/>
           </w:tcPr>
           <w:p>
             <w:pPr>
@@ -2655,7 +2641,7 @@
         </w:tc>
         <w:tc>
           <w:tcPr>
-            <w:tcW w:type="dxa" w:w="3324"/>
+            <w:tcW w:type="dxa" w:w="4536"/>
           </w:tcPr>
           <w:p>
             <w:pPr>
@@ -2674,7 +2660,7 @@
         </w:tc>
         <w:tc>
           <w:tcPr>
-            <w:tcW w:type="dxa" w:w="3324"/>
+            <w:tcW w:type="dxa" w:w="4252"/>
           </w:tcPr>
           <w:p>
             <w:pPr>
@@ -2694,7 +2680,7 @@
       <w:tr>
         <w:tc>
           <w:tcPr>
-            <w:tcW w:type="dxa" w:w="3324"/>
+            <w:tcW w:type="dxa" w:w="680"/>
           </w:tcPr>
           <w:p>
             <w:pPr>
@@ -2713,7 +2699,7 @@
         </w:tc>
         <w:tc>
           <w:tcPr>
-            <w:tcW w:type="dxa" w:w="3324"/>
+            <w:tcW w:type="dxa" w:w="4536"/>
           </w:tcPr>
           <w:p>
             <w:pPr>
@@ -2732,7 +2718,7 @@
         </w:tc>
         <w:tc>
           <w:tcPr>
-            <w:tcW w:type="dxa" w:w="3324"/>
+            <w:tcW w:type="dxa" w:w="4252"/>
           </w:tcPr>
           <w:p>
             <w:pPr>
@@ -2752,7 +2738,7 @@
       <w:tr>
         <w:tc>
           <w:tcPr>
-            <w:tcW w:type="dxa" w:w="3324"/>
+            <w:tcW w:type="dxa" w:w="680"/>
           </w:tcPr>
           <w:p>
             <w:pPr>
@@ -2771,7 +2757,7 @@
         </w:tc>
         <w:tc>
           <w:tcPr>
-            <w:tcW w:type="dxa" w:w="3324"/>
+            <w:tcW w:type="dxa" w:w="4536"/>
           </w:tcPr>
           <w:p>
             <w:pPr>
@@ -2790,7 +2776,7 @@
         </w:tc>
         <w:tc>
           <w:tcPr>
-            <w:tcW w:type="dxa" w:w="3324"/>
+            <w:tcW w:type="dxa" w:w="4252"/>
           </w:tcPr>
           <w:p>
             <w:pPr>
@@ -2810,7 +2796,7 @@
       <w:tr>
         <w:tc>
           <w:tcPr>
-            <w:tcW w:type="dxa" w:w="3324"/>
+            <w:tcW w:type="dxa" w:w="680"/>
           </w:tcPr>
           <w:p>
             <w:pPr>
@@ -2829,7 +2815,7 @@
         </w:tc>
         <w:tc>
           <w:tcPr>
-            <w:tcW w:type="dxa" w:w="3324"/>
+            <w:tcW w:type="dxa" w:w="4536"/>
           </w:tcPr>
           <w:p>
             <w:pPr>
@@ -2848,7 +2834,7 @@
         </w:tc>
         <w:tc>
           <w:tcPr>
-            <w:tcW w:type="dxa" w:w="3324"/>
+            <w:tcW w:type="dxa" w:w="4252"/>
           </w:tcPr>
           <w:p>
             <w:pPr>
@@ -3216,6 +3202,7 @@
                 <w:i w:val="0"/>
                 <w:sz w:val="22"/>
               </w:rPr>
+              <w:t>kolokwium; egzamin ustny; ocena sporządzonego dokumentu</w:t>
             </w:r>
           </w:p>
         </w:tc>
@@ -3272,6 +3259,7 @@
                 <w:i w:val="0"/>
                 <w:sz w:val="22"/>
               </w:rPr>
+              <w:t>kolokwium; egzamin ustny; ocena sporządzonego dokumentu</w:t>
             </w:r>
           </w:p>
         </w:tc>
@@ -3328,6 +3316,7 @@
                 <w:i w:val="0"/>
                 <w:sz w:val="22"/>
               </w:rPr>
+              <w:t>kolokwium; egzamin ustny; ocena sporządzonego dokumentu</w:t>
             </w:r>
           </w:p>
         </w:tc>
@@ -3490,6 +3479,7 @@
                 <w:i w:val="0"/>
                 <w:sz w:val="22"/>
               </w:rPr>
+              <w:t>kolokwium; egzamin ustny; ocena sporządzonego dokumentu</w:t>
             </w:r>
           </w:p>
         </w:tc>
@@ -3547,6 +3537,7 @@
                 <w:i w:val="0"/>
                 <w:sz w:val="22"/>
               </w:rPr>
+              <w:t>kolokwium; egzamin ustny; ocena sporządzonego dokumentu</w:t>
             </w:r>
           </w:p>
         </w:tc>
@@ -3709,6 +3700,7 @@
                 <w:i w:val="0"/>
                 <w:sz w:val="22"/>
               </w:rPr>
+              <w:t>kolokwium; egzamin ustny; ocena sporządzonego dokumentu</w:t>
             </w:r>
           </w:p>
         </w:tc>
@@ -3766,6 +3758,7 @@
                 <w:i w:val="0"/>
                 <w:sz w:val="22"/>
               </w:rPr>
+              <w:t>kolokwium; egzamin ustny; ocena sporządzonego dokumentu</w:t>
             </w:r>
           </w:p>
         </w:tc>
@@ -3871,62 +3864,6 @@
                 <w:sz w:val="16"/>
               </w:rPr>
               <w:t>Wyposażenie specjalistyczne konieczne do realizacji przedmiotu</w:t>
-            </w:r>
-          </w:p>
-        </w:tc>
-      </w:tr>
-      <w:tr>
-        <w:tc>
-          <w:tcPr>
-            <w:tcW w:type="dxa" w:w="3324"/>
-          </w:tcPr>
-          <w:p>
-            <w:pPr>
-              <w:spacing w:before="20" w:after="20"/>
-            </w:pPr>
-            <w:r>
-              <w:rPr>
-                <w:rFonts w:ascii="Aptos" w:hAnsi="Aptos"/>
-                <w:b w:val="0"/>
-                <w:i w:val="0"/>
-                <w:sz w:val="22"/>
-              </w:rPr>
-            </w:r>
-          </w:p>
-        </w:tc>
-        <w:tc>
-          <w:tcPr>
-            <w:tcW w:type="dxa" w:w="3324"/>
-          </w:tcPr>
-          <w:p>
-            <w:pPr>
-              <w:spacing w:before="20" w:after="20"/>
-            </w:pPr>
-            <w:r>
-              <w:rPr>
-                <w:rFonts w:ascii="Aptos" w:hAnsi="Aptos"/>
-                <w:b w:val="0"/>
-                <w:i w:val="0"/>
-                <w:sz w:val="22"/>
-              </w:rPr>
-            </w:r>
-          </w:p>
-        </w:tc>
-        <w:tc>
-          <w:tcPr>
-            <w:tcW w:type="dxa" w:w="3324"/>
-          </w:tcPr>
-          <w:p>
-            <w:pPr>
-              <w:spacing w:before="20" w:after="20"/>
-            </w:pPr>
-            <w:r>
-              <w:rPr>
-                <w:rFonts w:ascii="Aptos" w:hAnsi="Aptos"/>
-                <w:b w:val="0"/>
-                <w:i w:val="0"/>
-                <w:sz w:val="22"/>
-              </w:rPr>
             </w:r>
           </w:p>
         </w:tc>

--- a/public/assets/files/stacjonarne/JAP1.docx
+++ b/public/assets/files/stacjonarne/JAP1.docx
@@ -315,7 +315,7 @@
                 <w:i w:val="0"/>
                 <w:sz w:val="22"/>
               </w:rPr>
-              <w:t>3</w:t>
+              <w:t>2</w:t>
             </w:r>
           </w:p>
         </w:tc>

--- a/public/assets/files/stacjonarne/JAP1.docx
+++ b/public/assets/files/stacjonarne/JAP1.docx
@@ -1092,7 +1092,6 @@
                 <w:i w:val="0"/>
                 <w:sz w:val="22"/>
               </w:rPr>
-              <w:t>15</w:t>
             </w:r>
           </w:p>
         </w:tc>
@@ -1112,7 +1111,6 @@
                 <w:i w:val="0"/>
                 <w:sz w:val="22"/>
               </w:rPr>
-              <w:t>0.6</w:t>
             </w:r>
           </w:p>
         </w:tc>

--- a/public/assets/files/stacjonarne/JAP1.docx
+++ b/public/assets/files/stacjonarne/JAP1.docx
@@ -3200,121 +3200,6 @@
                 <w:i w:val="0"/>
                 <w:sz w:val="22"/>
               </w:rPr>
-              <w:t>kolokwium; egzamin ustny; ocena sporządzonego dokumentu</w:t>
-            </w:r>
-          </w:p>
-        </w:tc>
-      </w:tr>
-      <w:tr>
-        <w:tc>
-          <w:tcPr>
-            <w:tcW w:type="dxa" w:w="3324"/>
-          </w:tcPr>
-          <w:p>
-            <w:pPr>
-              <w:spacing w:before="20" w:after="20"/>
-            </w:pPr>
-            <w:r>
-              <w:rPr>
-                <w:rFonts w:ascii="Aptos" w:hAnsi="Aptos"/>
-                <w:b w:val="0"/>
-                <w:i w:val="0"/>
-                <w:sz w:val="22"/>
-              </w:rPr>
-            </w:r>
-          </w:p>
-        </w:tc>
-        <w:tc>
-          <w:tcPr>
-            <w:tcW w:type="dxa" w:w="3324"/>
-          </w:tcPr>
-          <w:p>
-            <w:pPr>
-              <w:spacing w:before="20" w:after="20"/>
-            </w:pPr>
-            <w:r>
-              <w:rPr>
-                <w:rFonts w:ascii="Aptos" w:hAnsi="Aptos"/>
-                <w:b w:val="0"/>
-                <w:i w:val="0"/>
-                <w:sz w:val="22"/>
-              </w:rPr>
-            </w:r>
-          </w:p>
-        </w:tc>
-        <w:tc>
-          <w:tcPr>
-            <w:tcW w:type="dxa" w:w="3324"/>
-          </w:tcPr>
-          <w:p>
-            <w:pPr>
-              <w:spacing w:before="20" w:after="20"/>
-            </w:pPr>
-            <w:r>
-              <w:rPr>
-                <w:rFonts w:ascii="Aptos" w:hAnsi="Aptos"/>
-                <w:b w:val="0"/>
-                <w:i w:val="0"/>
-                <w:sz w:val="22"/>
-              </w:rPr>
-              <w:t>kolokwium; egzamin ustny; ocena sporządzonego dokumentu</w:t>
-            </w:r>
-          </w:p>
-        </w:tc>
-      </w:tr>
-      <w:tr>
-        <w:tc>
-          <w:tcPr>
-            <w:tcW w:type="dxa" w:w="3324"/>
-          </w:tcPr>
-          <w:p>
-            <w:pPr>
-              <w:spacing w:before="20" w:after="20"/>
-            </w:pPr>
-            <w:r>
-              <w:rPr>
-                <w:rFonts w:ascii="Aptos" w:hAnsi="Aptos"/>
-                <w:b w:val="0"/>
-                <w:i w:val="0"/>
-                <w:sz w:val="22"/>
-              </w:rPr>
-            </w:r>
-          </w:p>
-        </w:tc>
-        <w:tc>
-          <w:tcPr>
-            <w:tcW w:type="dxa" w:w="3324"/>
-          </w:tcPr>
-          <w:p>
-            <w:pPr>
-              <w:spacing w:before="20" w:after="20"/>
-            </w:pPr>
-            <w:r>
-              <w:rPr>
-                <w:rFonts w:ascii="Aptos" w:hAnsi="Aptos"/>
-                <w:b w:val="0"/>
-                <w:i w:val="0"/>
-                <w:sz w:val="22"/>
-              </w:rPr>
-            </w:r>
-          </w:p>
-        </w:tc>
-        <w:tc>
-          <w:tcPr>
-            <w:tcW w:type="dxa" w:w="3324"/>
-          </w:tcPr>
-          <w:p>
-            <w:pPr>
-              <w:spacing w:before="20" w:after="20"/>
-            </w:pPr>
-            <w:r>
-              <w:rPr>
-                <w:rFonts w:ascii="Aptos" w:hAnsi="Aptos"/>
-                <w:b w:val="0"/>
-                <w:i w:val="0"/>
-                <w:sz w:val="22"/>
-              </w:rPr>
-              <w:t>kolokwium; egzamin ustny; ocena sporządzonego dokumentu</w:t>
             </w:r>
           </w:p>
         </w:tc>
@@ -3440,6 +3325,7 @@
                 <w:i w:val="0"/>
                 <w:sz w:val="22"/>
               </w:rPr>
+              <w:t>K_U03</w:t>
             </w:r>
           </w:p>
         </w:tc>
@@ -3477,7 +3363,7 @@
                 <w:i w:val="0"/>
                 <w:sz w:val="22"/>
               </w:rPr>
-              <w:t>kolokwium; egzamin ustny; ocena sporządzonego dokumentu</w:t>
+              <w:t>kolokwium, egzamin ustny, ocena sporządzonego dokumentu</w:t>
             </w:r>
           </w:p>
         </w:tc>
@@ -3498,6 +3384,7 @@
                 <w:i w:val="0"/>
                 <w:sz w:val="22"/>
               </w:rPr>
+              <w:t>K_U06</w:t>
             </w:r>
           </w:p>
         </w:tc>
@@ -3535,7 +3422,7 @@
                 <w:i w:val="0"/>
                 <w:sz w:val="22"/>
               </w:rPr>
-              <w:t>kolokwium; egzamin ustny; ocena sporządzonego dokumentu</w:t>
+              <w:t>kolokwium, egzamin ustny, ocena sporządzonego dokumentu</w:t>
             </w:r>
           </w:p>
         </w:tc>
@@ -3661,6 +3548,7 @@
                 <w:i w:val="0"/>
                 <w:sz w:val="22"/>
               </w:rPr>
+              <w:t>K_K03</w:t>
             </w:r>
           </w:p>
         </w:tc>
@@ -3698,7 +3586,7 @@
                 <w:i w:val="0"/>
                 <w:sz w:val="22"/>
               </w:rPr>
-              <w:t>kolokwium; egzamin ustny; ocena sporządzonego dokumentu</w:t>
+              <w:t>kolokwium, egzamin ustny, ocena sporządzonego dokumentu</w:t>
             </w:r>
           </w:p>
         </w:tc>
@@ -3719,6 +3607,7 @@
                 <w:i w:val="0"/>
                 <w:sz w:val="22"/>
               </w:rPr>
+              <w:t>K_K03</w:t>
             </w:r>
           </w:p>
         </w:tc>
@@ -3756,7 +3645,7 @@
                 <w:i w:val="0"/>
                 <w:sz w:val="22"/>
               </w:rPr>
-              <w:t>kolokwium; egzamin ustny; ocena sporządzonego dokumentu</w:t>
+              <w:t>kolokwium, egzamin ustny, ocena sporządzonego dokumentu</w:t>
             </w:r>
           </w:p>
         </w:tc>

--- a/public/assets/files/stacjonarne/JAP1.docx
+++ b/public/assets/files/stacjonarne/JAP1.docx
@@ -315,7 +315,7 @@
                 <w:i w:val="0"/>
                 <w:sz w:val="22"/>
               </w:rPr>
-              <w:t>2</w:t>
+              <w:t>2.5</w:t>
             </w:r>
           </w:p>
         </w:tc>
@@ -1092,6 +1092,7 @@
                 <w:i w:val="0"/>
                 <w:sz w:val="22"/>
               </w:rPr>
+              <w:t>10</w:t>
             </w:r>
           </w:p>
         </w:tc>
@@ -1111,6 +1112,7 @@
                 <w:i w:val="0"/>
                 <w:sz w:val="22"/>
               </w:rPr>
+              <w:t>0.4</w:t>
             </w:r>
           </w:p>
         </w:tc>

--- a/public/assets/files/stacjonarne/JAP1.docx
+++ b/public/assets/files/stacjonarne/JAP1.docx
@@ -1893,14 +1893,13 @@
       </w:tblPr>
       <w:tblGrid>
         <w:gridCol w:w="680"/>
-        <w:gridCol w:w="4536"/>
-        <w:gridCol w:w="4252"/>
+        <w:gridCol w:w="8788"/>
       </w:tblGrid>
       <w:tr>
         <w:tc>
           <w:tcPr>
             <w:tcW w:type="dxa" w:w="9468"/>
-            <w:gridSpan w:val="3"/>
+            <w:gridSpan w:val="2"/>
             <w:shd w:val="clear" w:color="auto" w:fill="D9D9D9"/>
           </w:tcPr>
           <w:p>
@@ -1942,7 +1941,7 @@
         </w:tc>
         <w:tc>
           <w:tcPr>
-            <w:tcW w:type="dxa" w:w="4536"/>
+            <w:tcW w:type="dxa" w:w="8788"/>
             <w:shd w:val="clear" w:color="auto" w:fill="D9D9D9"/>
           </w:tcPr>
           <w:p>
@@ -1956,27 +1955,7 @@
                 <w:i w:val="0"/>
                 <w:sz w:val="16"/>
               </w:rPr>
-              <w:t>Wykład</w:t>
-            </w:r>
-          </w:p>
-        </w:tc>
-        <w:tc>
-          <w:tcPr>
-            <w:tcW w:type="dxa" w:w="4252"/>
-            <w:shd w:val="clear" w:color="auto" w:fill="D9D9D9"/>
-          </w:tcPr>
-          <w:p>
-            <w:pPr>
-              <w:spacing w:before="20" w:after="20"/>
-            </w:pPr>
-            <w:r>
-              <w:rPr>
-                <w:rFonts w:ascii="Aptos" w:hAnsi="Aptos"/>
-                <w:b/>
-                <w:i w:val="0"/>
-                <w:sz w:val="16"/>
-              </w:rPr>
-              <w:t>Ćwiczenia / Laboratorium / Pracownia</w:t>
+              <w:t>Treści programowe</w:t>
             </w:r>
           </w:p>
         </w:tc>
@@ -2003,7 +1982,7 @@
         </w:tc>
         <w:tc>
           <w:tcPr>
-            <w:tcW w:type="dxa" w:w="4536"/>
+            <w:tcW w:type="dxa" w:w="8788"/>
           </w:tcPr>
           <w:p>
             <w:pPr>
@@ -2017,24 +1996,6 @@
                 <w:sz w:val="22"/>
               </w:rPr>
               <w:t>Nauka znaków katakany: a,i,u,e,o /  ka,ki,ku,ke,ko,ga,gi,gu,ge,go / lekcja 4 – godziny i minuty</w:t>
-            </w:r>
-          </w:p>
-        </w:tc>
-        <w:tc>
-          <w:tcPr>
-            <w:tcW w:type="dxa" w:w="4252"/>
-          </w:tcPr>
-          <w:p>
-            <w:pPr>
-              <w:spacing w:before="20" w:after="20"/>
-            </w:pPr>
-            <w:r>
-              <w:rPr>
-                <w:rFonts w:ascii="Aptos" w:hAnsi="Aptos"/>
-                <w:b w:val="0"/>
-                <w:i w:val="0"/>
-                <w:sz w:val="22"/>
-              </w:rPr>
             </w:r>
           </w:p>
         </w:tc>
@@ -2061,7 +2022,7 @@
         </w:tc>
         <w:tc>
           <w:tcPr>
-            <w:tcW w:type="dxa" w:w="4536"/>
+            <w:tcW w:type="dxa" w:w="8788"/>
           </w:tcPr>
           <w:p>
             <w:pPr>
@@ -2075,24 +2036,6 @@
                 <w:sz w:val="22"/>
               </w:rPr>
               <w:t>Nauka znaków katakany:  sa,shi,su,se,so,za,ji,zu,ze,zo /  wybrane znaki kanji, słuchanie, partykuła wo</w:t>
-            </w:r>
-          </w:p>
-        </w:tc>
-        <w:tc>
-          <w:tcPr>
-            <w:tcW w:type="dxa" w:w="4252"/>
-          </w:tcPr>
-          <w:p>
-            <w:pPr>
-              <w:spacing w:before="20" w:after="20"/>
-            </w:pPr>
-            <w:r>
-              <w:rPr>
-                <w:rFonts w:ascii="Aptos" w:hAnsi="Aptos"/>
-                <w:b w:val="0"/>
-                <w:i w:val="0"/>
-                <w:sz w:val="22"/>
-              </w:rPr>
             </w:r>
           </w:p>
         </w:tc>
@@ -2119,7 +2062,7 @@
         </w:tc>
         <w:tc>
           <w:tcPr>
-            <w:tcW w:type="dxa" w:w="4536"/>
+            <w:tcW w:type="dxa" w:w="8788"/>
           </w:tcPr>
           <w:p>
             <w:pPr>
@@ -2133,24 +2076,6 @@
                 <w:sz w:val="22"/>
               </w:rPr>
               <w:t>Nauka znaków katakany:  ta,chi,tsu,te,to,da,di,du,de,do ,na,ni,nu,ne,no, nauka wybranych znaków kanji</w:t>
-            </w:r>
-          </w:p>
-        </w:tc>
-        <w:tc>
-          <w:tcPr>
-            <w:tcW w:type="dxa" w:w="4252"/>
-          </w:tcPr>
-          <w:p>
-            <w:pPr>
-              <w:spacing w:before="20" w:after="20"/>
-            </w:pPr>
-            <w:r>
-              <w:rPr>
-                <w:rFonts w:ascii="Aptos" w:hAnsi="Aptos"/>
-                <w:b w:val="0"/>
-                <w:i w:val="0"/>
-                <w:sz w:val="22"/>
-              </w:rPr>
             </w:r>
           </w:p>
         </w:tc>
@@ -2177,7 +2102,7 @@
         </w:tc>
         <w:tc>
           <w:tcPr>
-            <w:tcW w:type="dxa" w:w="4536"/>
+            <w:tcW w:type="dxa" w:w="8788"/>
           </w:tcPr>
           <w:p>
             <w:pPr>
@@ -2191,24 +2116,6 @@
                 <w:sz w:val="22"/>
               </w:rPr>
               <w:t>Nauka znaków katakany :ha,hi,fu,he,ho,ba,bi,bu,be,bo,pa,pi,pu,pe / wypracowanie: mój dzień</w:t>
-            </w:r>
-          </w:p>
-        </w:tc>
-        <w:tc>
-          <w:tcPr>
-            <w:tcW w:type="dxa" w:w="4252"/>
-          </w:tcPr>
-          <w:p>
-            <w:pPr>
-              <w:spacing w:before="20" w:after="20"/>
-            </w:pPr>
-            <w:r>
-              <w:rPr>
-                <w:rFonts w:ascii="Aptos" w:hAnsi="Aptos"/>
-                <w:b w:val="0"/>
-                <w:i w:val="0"/>
-                <w:sz w:val="22"/>
-              </w:rPr>
             </w:r>
           </w:p>
         </w:tc>
@@ -2235,7 +2142,7 @@
         </w:tc>
         <w:tc>
           <w:tcPr>
-            <w:tcW w:type="dxa" w:w="4536"/>
+            <w:tcW w:type="dxa" w:w="8788"/>
           </w:tcPr>
           <w:p>
             <w:pPr>
@@ -2249,24 +2156,6 @@
                 <w:sz w:val="22"/>
               </w:rPr>
               <w:t>Nauka znaków katakany: ma,mi,mu,me,mo, ya,yu,yo, Dodatki do katakany, lekcja 5 -budowanie zdań i pytań, partykuła ka i mo</w:t>
-            </w:r>
-          </w:p>
-        </w:tc>
-        <w:tc>
-          <w:tcPr>
-            <w:tcW w:type="dxa" w:w="4252"/>
-          </w:tcPr>
-          <w:p>
-            <w:pPr>
-              <w:spacing w:before="20" w:after="20"/>
-            </w:pPr>
-            <w:r>
-              <w:rPr>
-                <w:rFonts w:ascii="Aptos" w:hAnsi="Aptos"/>
-                <w:b w:val="0"/>
-                <w:i w:val="0"/>
-                <w:sz w:val="22"/>
-              </w:rPr>
             </w:r>
           </w:p>
         </w:tc>
@@ -2293,7 +2182,7 @@
         </w:tc>
         <w:tc>
           <w:tcPr>
-            <w:tcW w:type="dxa" w:w="4536"/>
+            <w:tcW w:type="dxa" w:w="8788"/>
           </w:tcPr>
           <w:p>
             <w:pPr>
@@ -2307,24 +2196,6 @@
                 <w:sz w:val="22"/>
               </w:rPr>
               <w:t>Nauka znaków katakany: ra,ri,ru,re,ro,wa,wo,n   Lekcja 6, forma masenka i forma mashō, nowe słownictwo: kino, muzeum, sklep itp. ,</w:t>
-            </w:r>
-          </w:p>
-        </w:tc>
-        <w:tc>
-          <w:tcPr>
-            <w:tcW w:type="dxa" w:w="4252"/>
-          </w:tcPr>
-          <w:p>
-            <w:pPr>
-              <w:spacing w:before="20" w:after="20"/>
-            </w:pPr>
-            <w:r>
-              <w:rPr>
-                <w:rFonts w:ascii="Aptos" w:hAnsi="Aptos"/>
-                <w:b w:val="0"/>
-                <w:i w:val="0"/>
-                <w:sz w:val="22"/>
-              </w:rPr>
             </w:r>
           </w:p>
         </w:tc>
@@ -2351,7 +2222,7 @@
         </w:tc>
         <w:tc>
           <w:tcPr>
-            <w:tcW w:type="dxa" w:w="4536"/>
+            <w:tcW w:type="dxa" w:w="8788"/>
           </w:tcPr>
           <w:p>
             <w:pPr>
@@ -2365,24 +2236,6 @@
                 <w:sz w:val="22"/>
               </w:rPr>
               <w:t>Nauka znaków katakany nowe znaki kanji, budowanie zdań, partykuła de</w:t>
-            </w:r>
-          </w:p>
-        </w:tc>
-        <w:tc>
-          <w:tcPr>
-            <w:tcW w:type="dxa" w:w="4252"/>
-          </w:tcPr>
-          <w:p>
-            <w:pPr>
-              <w:spacing w:before="20" w:after="20"/>
-            </w:pPr>
-            <w:r>
-              <w:rPr>
-                <w:rFonts w:ascii="Aptos" w:hAnsi="Aptos"/>
-                <w:b w:val="0"/>
-                <w:i w:val="0"/>
-                <w:sz w:val="22"/>
-              </w:rPr>
             </w:r>
           </w:p>
         </w:tc>
@@ -2409,7 +2262,7 @@
         </w:tc>
         <w:tc>
           <w:tcPr>
-            <w:tcW w:type="dxa" w:w="4536"/>
+            <w:tcW w:type="dxa" w:w="8788"/>
           </w:tcPr>
           <w:p>
             <w:pPr>
@@ -2423,24 +2276,6 @@
                 <w:sz w:val="22"/>
               </w:rPr>
               <w:t>Kolokwium 1 (z katakany) / słuchanie</w:t>
-            </w:r>
-          </w:p>
-        </w:tc>
-        <w:tc>
-          <w:tcPr>
-            <w:tcW w:type="dxa" w:w="4252"/>
-          </w:tcPr>
-          <w:p>
-            <w:pPr>
-              <w:spacing w:before="20" w:after="20"/>
-            </w:pPr>
-            <w:r>
-              <w:rPr>
-                <w:rFonts w:ascii="Aptos" w:hAnsi="Aptos"/>
-                <w:b w:val="0"/>
-                <w:i w:val="0"/>
-                <w:sz w:val="22"/>
-              </w:rPr>
             </w:r>
           </w:p>
         </w:tc>
@@ -2467,7 +2302,7 @@
         </w:tc>
         <w:tc>
           <w:tcPr>
-            <w:tcW w:type="dxa" w:w="4536"/>
+            <w:tcW w:type="dxa" w:w="8788"/>
           </w:tcPr>
           <w:p>
             <w:pPr>
@@ -2481,24 +2316,6 @@
                 <w:sz w:val="22"/>
               </w:rPr>
               <w:t>Nauka znaków katakany (dodatki) , budowanie dialogów z czasownikami</w:t>
-            </w:r>
-          </w:p>
-        </w:tc>
-        <w:tc>
-          <w:tcPr>
-            <w:tcW w:type="dxa" w:w="4252"/>
-          </w:tcPr>
-          <w:p>
-            <w:pPr>
-              <w:spacing w:before="20" w:after="20"/>
-            </w:pPr>
-            <w:r>
-              <w:rPr>
-                <w:rFonts w:ascii="Aptos" w:hAnsi="Aptos"/>
-                <w:b w:val="0"/>
-                <w:i w:val="0"/>
-                <w:sz w:val="22"/>
-              </w:rPr>
             </w:r>
           </w:p>
         </w:tc>
@@ -2525,7 +2342,7 @@
         </w:tc>
         <w:tc>
           <w:tcPr>
-            <w:tcW w:type="dxa" w:w="4536"/>
+            <w:tcW w:type="dxa" w:w="8788"/>
           </w:tcPr>
           <w:p>
             <w:pPr>
@@ -2539,24 +2356,6 @@
                 <w:sz w:val="22"/>
               </w:rPr>
               <w:t>Dni tygodnia, miesiące i dni miesiąca, nowe znaki kanji</w:t>
-            </w:r>
-          </w:p>
-        </w:tc>
-        <w:tc>
-          <w:tcPr>
-            <w:tcW w:type="dxa" w:w="4252"/>
-          </w:tcPr>
-          <w:p>
-            <w:pPr>
-              <w:spacing w:before="20" w:after="20"/>
-            </w:pPr>
-            <w:r>
-              <w:rPr>
-                <w:rFonts w:ascii="Aptos" w:hAnsi="Aptos"/>
-                <w:b w:val="0"/>
-                <w:i w:val="0"/>
-                <w:sz w:val="22"/>
-              </w:rPr>
             </w:r>
           </w:p>
         </w:tc>
@@ -2583,7 +2382,7 @@
         </w:tc>
         <w:tc>
           <w:tcPr>
-            <w:tcW w:type="dxa" w:w="4536"/>
+            <w:tcW w:type="dxa" w:w="8788"/>
           </w:tcPr>
           <w:p>
             <w:pPr>
@@ -2597,24 +2396,6 @@
                 <w:sz w:val="22"/>
               </w:rPr>
               <w:t>Partykuły kara i made, słownictwo związane z miejscem i budowa zdań</w:t>
-            </w:r>
-          </w:p>
-        </w:tc>
-        <w:tc>
-          <w:tcPr>
-            <w:tcW w:type="dxa" w:w="4252"/>
-          </w:tcPr>
-          <w:p>
-            <w:pPr>
-              <w:spacing w:before="20" w:after="20"/>
-            </w:pPr>
-            <w:r>
-              <w:rPr>
-                <w:rFonts w:ascii="Aptos" w:hAnsi="Aptos"/>
-                <w:b w:val="0"/>
-                <w:i w:val="0"/>
-                <w:sz w:val="22"/>
-              </w:rPr>
             </w:r>
           </w:p>
         </w:tc>
@@ -2641,7 +2422,7 @@
         </w:tc>
         <w:tc>
           <w:tcPr>
-            <w:tcW w:type="dxa" w:w="4536"/>
+            <w:tcW w:type="dxa" w:w="8788"/>
           </w:tcPr>
           <w:p>
             <w:pPr>
@@ -2655,24 +2436,6 @@
                 <w:sz w:val="22"/>
               </w:rPr>
               <w:t>Środki transportu i partykuła de</w:t>
-            </w:r>
-          </w:p>
-        </w:tc>
-        <w:tc>
-          <w:tcPr>
-            <w:tcW w:type="dxa" w:w="4252"/>
-          </w:tcPr>
-          <w:p>
-            <w:pPr>
-              <w:spacing w:before="20" w:after="20"/>
-            </w:pPr>
-            <w:r>
-              <w:rPr>
-                <w:rFonts w:ascii="Aptos" w:hAnsi="Aptos"/>
-                <w:b w:val="0"/>
-                <w:i w:val="0"/>
-                <w:sz w:val="22"/>
-              </w:rPr>
             </w:r>
           </w:p>
         </w:tc>
@@ -2699,7 +2462,7 @@
         </w:tc>
         <w:tc>
           <w:tcPr>
-            <w:tcW w:type="dxa" w:w="4536"/>
+            <w:tcW w:type="dxa" w:w="8788"/>
           </w:tcPr>
           <w:p>
             <w:pPr>
@@ -2713,24 +2476,6 @@
                 <w:sz w:val="22"/>
               </w:rPr>
               <w:t>Przymiotniki – i-przymiotniki, na-przymiotniki  i budowa zdań</w:t>
-            </w:r>
-          </w:p>
-        </w:tc>
-        <w:tc>
-          <w:tcPr>
-            <w:tcW w:type="dxa" w:w="4252"/>
-          </w:tcPr>
-          <w:p>
-            <w:pPr>
-              <w:spacing w:before="20" w:after="20"/>
-            </w:pPr>
-            <w:r>
-              <w:rPr>
-                <w:rFonts w:ascii="Aptos" w:hAnsi="Aptos"/>
-                <w:b w:val="0"/>
-                <w:i w:val="0"/>
-                <w:sz w:val="22"/>
-              </w:rPr>
             </w:r>
           </w:p>
         </w:tc>
@@ -2757,7 +2502,7 @@
         </w:tc>
         <w:tc>
           <w:tcPr>
-            <w:tcW w:type="dxa" w:w="4536"/>
+            <w:tcW w:type="dxa" w:w="8788"/>
           </w:tcPr>
           <w:p>
             <w:pPr>
@@ -2771,24 +2516,6 @@
                 <w:sz w:val="22"/>
               </w:rPr>
               <w:t>Powtórzenie materiału z całego semestru</w:t>
-            </w:r>
-          </w:p>
-        </w:tc>
-        <w:tc>
-          <w:tcPr>
-            <w:tcW w:type="dxa" w:w="4252"/>
-          </w:tcPr>
-          <w:p>
-            <w:pPr>
-              <w:spacing w:before="20" w:after="20"/>
-            </w:pPr>
-            <w:r>
-              <w:rPr>
-                <w:rFonts w:ascii="Aptos" w:hAnsi="Aptos"/>
-                <w:b w:val="0"/>
-                <w:i w:val="0"/>
-                <w:sz w:val="22"/>
-              </w:rPr>
             </w:r>
           </w:p>
         </w:tc>
@@ -2815,7 +2542,7 @@
         </w:tc>
         <w:tc>
           <w:tcPr>
-            <w:tcW w:type="dxa" w:w="4536"/>
+            <w:tcW w:type="dxa" w:w="8788"/>
           </w:tcPr>
           <w:p>
             <w:pPr>
@@ -2829,24 +2556,6 @@
                 <w:sz w:val="22"/>
               </w:rPr>
               <w:t>kolokwium (z całej katakany)</w:t>
-            </w:r>
-          </w:p>
-        </w:tc>
-        <w:tc>
-          <w:tcPr>
-            <w:tcW w:type="dxa" w:w="4252"/>
-          </w:tcPr>
-          <w:p>
-            <w:pPr>
-              <w:spacing w:before="20" w:after="20"/>
-            </w:pPr>
-            <w:r>
-              <w:rPr>
-                <w:rFonts w:ascii="Aptos" w:hAnsi="Aptos"/>
-                <w:b w:val="0"/>
-                <w:i w:val="0"/>
-                <w:sz w:val="22"/>
-              </w:rPr>
             </w:r>
           </w:p>
         </w:tc>

--- a/public/assets/files/stacjonarne/JAP1.docx
+++ b/public/assets/files/stacjonarne/JAP1.docx
@@ -315,7 +315,7 @@
                 <w:i w:val="0"/>
                 <w:sz w:val="22"/>
               </w:rPr>
-              <w:t>2.5</w:t>
+              <w:t>2</w:t>
             </w:r>
           </w:p>
         </w:tc>
